--- a/LAB4/11_TTMT-LAB4_1150070028-CaoXuanMai.docx
+++ b/LAB4/11_TTMT-LAB4_1150070028-CaoXuanMai.docx
@@ -179,7 +179,6 @@
             <w:insideH w:val="single" w:color="auto" w:sz="4" w:space="0"/>
             <w:insideV w:val="single" w:color="auto" w:sz="4" w:space="0"/>
           </w:tblBorders>
-          <w:shd w:val="clear"/>
           <w:tblCellMar>
             <w:top w:w="17" w:type="dxa"/>
             <w:left w:w="17" w:type="dxa"/>
@@ -395,6 +394,7 @@
             <w:insideH w:val="single" w:color="auto" w:sz="4" w:space="0"/>
             <w:insideV w:val="single" w:color="auto" w:sz="4" w:space="0"/>
           </w:tblBorders>
+          <w:shd w:val="clear"/>
           <w:tblCellMar>
             <w:top w:w="17" w:type="dxa"/>
             <w:left w:w="17" w:type="dxa"/>
@@ -485,6 +485,7 @@
             <w:insideH w:val="single" w:color="auto" w:sz="4" w:space="0"/>
             <w:insideV w:val="single" w:color="auto" w:sz="4" w:space="0"/>
           </w:tblBorders>
+          <w:shd w:val="clear"/>
           <w:tblCellMar>
             <w:top w:w="17" w:type="dxa"/>
             <w:left w:w="17" w:type="dxa"/>
@@ -1175,7 +1176,6 @@
             <w:insideH w:val="single" w:color="auto" w:sz="4" w:space="0"/>
             <w:insideV w:val="single" w:color="auto" w:sz="4" w:space="0"/>
           </w:tblBorders>
-          <w:shd w:val="clear"/>
           <w:tblCellMar>
             <w:top w:w="17" w:type="dxa"/>
             <w:left w:w="17" w:type="dxa"/>
@@ -1274,7 +1274,6 @@
             <w:insideH w:val="single" w:color="auto" w:sz="4" w:space="0"/>
             <w:insideV w:val="single" w:color="auto" w:sz="4" w:space="0"/>
           </w:tblBorders>
-          <w:shd w:val="clear"/>
           <w:tblCellMar>
             <w:top w:w="17" w:type="dxa"/>
             <w:left w:w="17" w:type="dxa"/>
@@ -1373,7 +1372,6 @@
             <w:insideH w:val="single" w:color="auto" w:sz="4" w:space="0"/>
             <w:insideV w:val="single" w:color="auto" w:sz="4" w:space="0"/>
           </w:tblBorders>
-          <w:shd w:val="clear"/>
           <w:tblCellMar>
             <w:top w:w="17" w:type="dxa"/>
             <w:left w:w="17" w:type="dxa"/>
@@ -1962,6 +1960,51 @@
       <w:r>
         <w:drawing>
           <wp:inline distT="0" distB="0" distL="114300" distR="114300">
+            <wp:extent cx="6147435" cy="4525010"/>
+            <wp:effectExtent l="0" t="0" r="12065" b="8890"/>
+            <wp:docPr id="9" name="Picture 9"/>
+            <wp:cNvGraphicFramePr>
+              <a:graphicFrameLocks xmlns:a="http://schemas.openxmlformats.org/drawingml/2006/main" noChangeAspect="1"/>
+            </wp:cNvGraphicFramePr>
+            <a:graphic xmlns:a="http://schemas.openxmlformats.org/drawingml/2006/main">
+              <a:graphicData uri="http://schemas.openxmlformats.org/drawingml/2006/picture">
+                <pic:pic xmlns:pic="http://schemas.openxmlformats.org/drawingml/2006/picture">
+                  <pic:nvPicPr>
+                    <pic:cNvPr id="9" name="Picture 9"/>
+                    <pic:cNvPicPr>
+                      <a:picLocks noChangeAspect="1"/>
+                    </pic:cNvPicPr>
+                  </pic:nvPicPr>
+                  <pic:blipFill>
+                    <a:blip r:embed="rId13"/>
+                    <a:stretch>
+                      <a:fillRect/>
+                    </a:stretch>
+                  </pic:blipFill>
+                  <pic:spPr>
+                    <a:xfrm>
+                      <a:off x="0" y="0"/>
+                      <a:ext cx="6147435" cy="4525010"/>
+                    </a:xfrm>
+                    <a:prstGeom prst="rect">
+                      <a:avLst/>
+                    </a:prstGeom>
+                    <a:noFill/>
+                    <a:ln>
+                      <a:noFill/>
+                    </a:ln>
+                  </pic:spPr>
+                </pic:pic>
+              </a:graphicData>
+            </a:graphic>
+          </wp:inline>
+        </w:drawing>
+      </w:r>
+    </w:p>
+    <w:p>
+      <w:r>
+        <w:drawing>
+          <wp:inline distT="0" distB="0" distL="114300" distR="114300">
             <wp:extent cx="6141720" cy="2077085"/>
             <wp:effectExtent l="0" t="0" r="5080" b="5715"/>
             <wp:docPr id="8" name="Picture 8"/>
@@ -1978,7 +2021,7 @@
                     </pic:cNvPicPr>
                   </pic:nvPicPr>
                   <pic:blipFill>
-                    <a:blip r:embed="rId13"/>
+                    <a:blip r:embed="rId14"/>
                     <a:stretch>
                       <a:fillRect/>
                     </a:stretch>
@@ -2035,7 +2078,7 @@
                     </pic:cNvPicPr>
                   </pic:nvPicPr>
                   <pic:blipFill>
-                    <a:blip r:embed="rId14"/>
+                    <a:blip r:embed="rId15"/>
                     <a:stretch>
                       <a:fillRect/>
                     </a:stretch>
@@ -2080,7 +2123,7 @@
     </w:p>
     <w:tbl>
       <w:tblPr>
-        <w:tblW w:w="4999" w:type="pct"/>
+        <w:tblW w:w="4925" w:type="pct"/>
         <w:tblInd w:w="0" w:type="dxa"/>
         <w:tblBorders>
           <w:top w:val="none" w:color="auto" w:sz="0" w:space="0"/>
@@ -2091,7 +2134,7 @@
           <w:insideV w:val="none" w:color="auto" w:sz="0" w:space="0"/>
         </w:tblBorders>
         <w:shd w:val="clear"/>
-        <w:tblLayout w:type="autofit"/>
+        <w:tblLayout w:type="fixed"/>
         <w:tblCellMar>
           <w:top w:w="17" w:type="dxa"/>
           <w:left w:w="17" w:type="dxa"/>
@@ -2100,10 +2143,10 @@
         </w:tblCellMar>
       </w:tblPr>
       <w:tblGrid>
-        <w:gridCol w:w="1018"/>
-        <w:gridCol w:w="974"/>
-        <w:gridCol w:w="1252"/>
-        <w:gridCol w:w="6683"/>
+        <w:gridCol w:w="1123"/>
+        <w:gridCol w:w="815"/>
+        <w:gridCol w:w="1222"/>
+        <w:gridCol w:w="6620"/>
       </w:tblGrid>
       <w:tr>
         <w:tblPrEx>
@@ -2124,44 +2167,12 @@
           </w:tblCellMar>
         </w:tblPrEx>
         <w:trPr>
-          <w:gridAfter w:val="1"/>
-          <w:wAfter w:w="3315" w:type="pct"/>
+          <w:wAfter w:w="0" w:type="auto"/>
           <w:tblHeader/>
         </w:trPr>
         <w:tc>
           <w:tcPr>
-            <w:tcW w:w="505" w:type="pct"/>
-            <w:tcBorders>
-              <w:top w:val="single" w:color="C4C7C5" w:sz="4" w:space="0"/>
-              <w:left w:val="single" w:color="C4C7C5" w:sz="4" w:space="0"/>
-              <w:bottom w:val="single" w:color="C4C7C5" w:sz="4" w:space="0"/>
-              <w:right w:val="single" w:color="C4C7C5" w:sz="4" w:space="0"/>
-            </w:tcBorders>
-            <w:shd w:val="clear"/>
-            <w:tcMar>
-              <w:top w:w="80" w:type="dxa"/>
-              <w:left w:w="120" w:type="dxa"/>
-              <w:bottom w:w="80" w:type="dxa"/>
-              <w:right w:w="120" w:type="dxa"/>
-            </w:tcMar>
-            <w:vAlign w:val="center"/>
-          </w:tcPr>
-          <w:p>
-            <w:pPr>
-              <w:rPr/>
-            </w:pPr>
-            <w:r>
-              <w:rPr>
-                <w:rFonts w:hint="default"/>
-                <w:lang w:val="en-US" w:eastAsia="zh-CN"/>
-              </w:rPr>
-              <w:t>-sT</w:t>
-            </w:r>
-          </w:p>
-        </w:tc>
-        <w:tc>
-          <w:tcPr>
-            <w:tcW w:w="483" w:type="pct"/>
+            <w:tcW w:w="574" w:type="pct"/>
             <w:tcBorders>
               <w:top w:val="single" w:color="C4C7C5" w:sz="4" w:space="0"/>
               <w:left w:val="single" w:color="C4C7C5" w:sz="4" w:space="0"/>
@@ -2181,20 +2192,61 @@
             <w:pPr>
               <w:rPr>
                 <w:rFonts w:hint="default"/>
+                <w:b/>
+                <w:bCs/>
+                <w:lang w:val="vi-VN" w:eastAsia="zh-CN"/>
               </w:rPr>
             </w:pPr>
             <w:r>
               <w:rPr>
                 <w:rFonts w:hint="default"/>
-                <w:lang w:val="en-US" w:eastAsia="zh-CN"/>
+                <w:b/>
+                <w:bCs/>
+                <w:lang w:val="vi-VN" w:eastAsia="zh-CN"/>
               </w:rPr>
-              <w:t>-sS</w:t>
+              <w:t>Tiêu chí</w:t>
             </w:r>
           </w:p>
         </w:tc>
         <w:tc>
           <w:tcPr>
-            <w:tcW w:w="613" w:type="pct"/>
+            <w:tcW w:w="416" w:type="pct"/>
+            <w:tcBorders>
+              <w:top w:val="single" w:color="C4C7C5" w:sz="4" w:space="0"/>
+              <w:left w:val="single" w:color="C4C7C5" w:sz="4" w:space="0"/>
+              <w:bottom w:val="single" w:color="C4C7C5" w:sz="4" w:space="0"/>
+              <w:right w:val="single" w:color="C4C7C5" w:sz="4" w:space="0"/>
+            </w:tcBorders>
+            <w:shd w:val="clear"/>
+            <w:tcMar>
+              <w:top w:w="80" w:type="dxa"/>
+              <w:left w:w="120" w:type="dxa"/>
+              <w:bottom w:w="80" w:type="dxa"/>
+              <w:right w:w="120" w:type="dxa"/>
+            </w:tcMar>
+            <w:vAlign w:val="center"/>
+          </w:tcPr>
+          <w:p>
+            <w:pPr>
+              <w:rPr>
+                <w:b/>
+                <w:bCs/>
+              </w:rPr>
+            </w:pPr>
+            <w:r>
+              <w:rPr>
+                <w:rFonts w:hint="default"/>
+                <w:b/>
+                <w:bCs/>
+                <w:lang w:val="en-US" w:eastAsia="zh-CN"/>
+              </w:rPr>
+              <w:t>-sT</w:t>
+            </w:r>
+          </w:p>
+        </w:tc>
+        <w:tc>
+          <w:tcPr>
+            <w:tcW w:w="624" w:type="pct"/>
             <w:tcBorders>
               <w:top w:val="single" w:color="C4C7C5" w:sz="4" w:space="0"/>
               <w:left w:val="single" w:color="C4C7C5" w:sz="4" w:space="0"/>
@@ -2214,11 +2266,52 @@
             <w:pPr>
               <w:rPr>
                 <w:rFonts w:hint="default"/>
+                <w:b/>
+                <w:bCs/>
               </w:rPr>
             </w:pPr>
             <w:r>
               <w:rPr>
                 <w:rFonts w:hint="default"/>
+                <w:b/>
+                <w:bCs/>
+                <w:lang w:val="en-US" w:eastAsia="zh-CN"/>
+              </w:rPr>
+              <w:t>-sS</w:t>
+            </w:r>
+          </w:p>
+        </w:tc>
+        <w:tc>
+          <w:tcPr>
+            <w:tcW w:w="3384" w:type="pct"/>
+            <w:tcBorders>
+              <w:top w:val="single" w:color="C4C7C5" w:sz="4" w:space="0"/>
+              <w:left w:val="single" w:color="C4C7C5" w:sz="4" w:space="0"/>
+              <w:bottom w:val="single" w:color="C4C7C5" w:sz="4" w:space="0"/>
+              <w:right w:val="single" w:color="C4C7C5" w:sz="4" w:space="0"/>
+            </w:tcBorders>
+            <w:shd w:val="clear"/>
+            <w:tcMar>
+              <w:top w:w="80" w:type="dxa"/>
+              <w:left w:w="120" w:type="dxa"/>
+              <w:bottom w:w="80" w:type="dxa"/>
+              <w:right w:w="120" w:type="dxa"/>
+            </w:tcMar>
+            <w:vAlign w:val="center"/>
+          </w:tcPr>
+          <w:p>
+            <w:pPr>
+              <w:rPr>
+                <w:rFonts w:hint="default"/>
+                <w:b/>
+                <w:bCs/>
+              </w:rPr>
+            </w:pPr>
+            <w:r>
+              <w:rPr>
+                <w:rFonts w:hint="default"/>
+                <w:b/>
+                <w:bCs/>
                 <w:lang w:val="en-US" w:eastAsia="zh-CN"/>
               </w:rPr>
               <w:t>Nhận xét của sinh viên</w:t>
@@ -2236,7 +2329,6 @@
             <w:insideH w:val="none" w:color="auto" w:sz="0" w:space="0"/>
             <w:insideV w:val="none" w:color="auto" w:sz="0" w:space="0"/>
           </w:tblBorders>
-          <w:shd w:val="clear"/>
           <w:tblCellMar>
             <w:top w:w="17" w:type="dxa"/>
             <w:left w:w="17" w:type="dxa"/>
@@ -2246,7 +2338,7 @@
         </w:tblPrEx>
         <w:tc>
           <w:tcPr>
-            <w:tcW w:w="505" w:type="pct"/>
+            <w:tcW w:w="574" w:type="pct"/>
             <w:tcBorders>
               <w:top w:val="single" w:color="C4C7C5" w:sz="4" w:space="0"/>
               <w:left w:val="single" w:color="C4C7C5" w:sz="4" w:space="0"/>
@@ -2279,7 +2371,7 @@
         </w:tc>
         <w:tc>
           <w:tcPr>
-            <w:tcW w:w="483" w:type="pct"/>
+            <w:tcW w:w="416" w:type="pct"/>
             <w:tcBorders>
               <w:top w:val="single" w:color="C4C7C5" w:sz="4" w:space="0"/>
               <w:left w:val="single" w:color="C4C7C5" w:sz="4" w:space="0"/>
@@ -2311,7 +2403,7 @@
         </w:tc>
         <w:tc>
           <w:tcPr>
-            <w:tcW w:w="621" w:type="pct"/>
+            <w:tcW w:w="624" w:type="pct"/>
             <w:tcBorders>
               <w:top w:val="single" w:color="C4C7C5" w:sz="4" w:space="0"/>
               <w:left w:val="single" w:color="C4C7C5" w:sz="4" w:space="0"/>
@@ -2343,7 +2435,7 @@
         </w:tc>
         <w:tc>
           <w:tcPr>
-            <w:tcW w:w="3315" w:type="pct"/>
+            <w:tcW w:w="3384" w:type="pct"/>
             <w:tcBorders>
               <w:top w:val="single" w:color="C4C7C5" w:sz="4" w:space="0"/>
               <w:left w:val="single" w:color="C4C7C5" w:sz="4" w:space="0"/>
@@ -2385,7 +2477,6 @@
             <w:insideH w:val="none" w:color="auto" w:sz="0" w:space="0"/>
             <w:insideV w:val="none" w:color="auto" w:sz="0" w:space="0"/>
           </w:tblBorders>
-          <w:shd w:val="clear"/>
           <w:tblCellMar>
             <w:top w:w="17" w:type="dxa"/>
             <w:left w:w="17" w:type="dxa"/>
@@ -2395,7 +2486,7 @@
         </w:tblPrEx>
         <w:tc>
           <w:tcPr>
-            <w:tcW w:w="505" w:type="pct"/>
+            <w:tcW w:w="574" w:type="pct"/>
             <w:tcBorders>
               <w:top w:val="single" w:color="C4C7C5" w:sz="4" w:space="0"/>
               <w:left w:val="single" w:color="C4C7C5" w:sz="4" w:space="0"/>
@@ -2428,7 +2519,7 @@
         </w:tc>
         <w:tc>
           <w:tcPr>
-            <w:tcW w:w="483" w:type="pct"/>
+            <w:tcW w:w="416" w:type="pct"/>
             <w:tcBorders>
               <w:top w:val="single" w:color="C4C7C5" w:sz="4" w:space="0"/>
               <w:left w:val="single" w:color="C4C7C5" w:sz="4" w:space="0"/>
@@ -2460,7 +2551,7 @@
         </w:tc>
         <w:tc>
           <w:tcPr>
-            <w:tcW w:w="621" w:type="pct"/>
+            <w:tcW w:w="624" w:type="pct"/>
             <w:tcBorders>
               <w:top w:val="single" w:color="C4C7C5" w:sz="4" w:space="0"/>
               <w:left w:val="single" w:color="C4C7C5" w:sz="4" w:space="0"/>
@@ -2492,7 +2583,7 @@
         </w:tc>
         <w:tc>
           <w:tcPr>
-            <w:tcW w:w="3315" w:type="pct"/>
+            <w:tcW w:w="3384" w:type="pct"/>
             <w:tcBorders>
               <w:top w:val="single" w:color="C4C7C5" w:sz="4" w:space="0"/>
               <w:left w:val="single" w:color="C4C7C5" w:sz="4" w:space="0"/>
@@ -2534,7 +2625,6 @@
             <w:insideH w:val="none" w:color="auto" w:sz="0" w:space="0"/>
             <w:insideV w:val="none" w:color="auto" w:sz="0" w:space="0"/>
           </w:tblBorders>
-          <w:shd w:val="clear"/>
           <w:tblCellMar>
             <w:top w:w="17" w:type="dxa"/>
             <w:left w:w="17" w:type="dxa"/>
@@ -2544,7 +2634,7 @@
         </w:tblPrEx>
         <w:tc>
           <w:tcPr>
-            <w:tcW w:w="505" w:type="pct"/>
+            <w:tcW w:w="574" w:type="pct"/>
             <w:tcBorders>
               <w:top w:val="single" w:color="C4C7C5" w:sz="4" w:space="0"/>
               <w:left w:val="single" w:color="C4C7C5" w:sz="4" w:space="0"/>
@@ -2577,7 +2667,7 @@
         </w:tc>
         <w:tc>
           <w:tcPr>
-            <w:tcW w:w="483" w:type="pct"/>
+            <w:tcW w:w="416" w:type="pct"/>
             <w:tcBorders>
               <w:top w:val="single" w:color="C4C7C5" w:sz="4" w:space="0"/>
               <w:left w:val="single" w:color="C4C7C5" w:sz="4" w:space="0"/>
@@ -2609,7 +2699,7 @@
         </w:tc>
         <w:tc>
           <w:tcPr>
-            <w:tcW w:w="621" w:type="pct"/>
+            <w:tcW w:w="624" w:type="pct"/>
             <w:tcBorders>
               <w:top w:val="single" w:color="C4C7C5" w:sz="4" w:space="0"/>
               <w:left w:val="single" w:color="C4C7C5" w:sz="4" w:space="0"/>
@@ -2641,7 +2731,7 @@
         </w:tc>
         <w:tc>
           <w:tcPr>
-            <w:tcW w:w="3315" w:type="pct"/>
+            <w:tcW w:w="3384" w:type="pct"/>
             <w:tcBorders>
               <w:top w:val="single" w:color="C4C7C5" w:sz="4" w:space="0"/>
               <w:left w:val="single" w:color="C4C7C5" w:sz="4" w:space="0"/>
@@ -2683,7 +2773,6 @@
             <w:insideH w:val="none" w:color="auto" w:sz="0" w:space="0"/>
             <w:insideV w:val="none" w:color="auto" w:sz="0" w:space="0"/>
           </w:tblBorders>
-          <w:shd w:val="clear"/>
           <w:tblCellMar>
             <w:top w:w="17" w:type="dxa"/>
             <w:left w:w="17" w:type="dxa"/>
@@ -2693,7 +2782,7 @@
         </w:tblPrEx>
         <w:tc>
           <w:tcPr>
-            <w:tcW w:w="505" w:type="pct"/>
+            <w:tcW w:w="574" w:type="pct"/>
             <w:tcBorders>
               <w:top w:val="single" w:color="C4C7C5" w:sz="4" w:space="0"/>
               <w:left w:val="single" w:color="C4C7C5" w:sz="4" w:space="0"/>
@@ -2726,7 +2815,7 @@
         </w:tc>
         <w:tc>
           <w:tcPr>
-            <w:tcW w:w="483" w:type="pct"/>
+            <w:tcW w:w="416" w:type="pct"/>
             <w:tcBorders>
               <w:top w:val="single" w:color="C4C7C5" w:sz="4" w:space="0"/>
               <w:left w:val="single" w:color="C4C7C5" w:sz="4" w:space="0"/>
@@ -2758,7 +2847,7 @@
         </w:tc>
         <w:tc>
           <w:tcPr>
-            <w:tcW w:w="621" w:type="pct"/>
+            <w:tcW w:w="624" w:type="pct"/>
             <w:tcBorders>
               <w:top w:val="single" w:color="C4C7C5" w:sz="4" w:space="0"/>
               <w:left w:val="single" w:color="C4C7C5" w:sz="4" w:space="0"/>
@@ -2790,7 +2879,7 @@
         </w:tc>
         <w:tc>
           <w:tcPr>
-            <w:tcW w:w="3315" w:type="pct"/>
+            <w:tcW w:w="3384" w:type="pct"/>
             <w:tcBorders>
               <w:top w:val="single" w:color="C4C7C5" w:sz="4" w:space="0"/>
               <w:left w:val="single" w:color="C4C7C5" w:sz="4" w:space="0"/>
@@ -2832,7 +2921,6 @@
             <w:insideH w:val="none" w:color="auto" w:sz="0" w:space="0"/>
             <w:insideV w:val="none" w:color="auto" w:sz="0" w:space="0"/>
           </w:tblBorders>
-          <w:shd w:val="clear"/>
           <w:tblCellMar>
             <w:top w:w="17" w:type="dxa"/>
             <w:left w:w="17" w:type="dxa"/>
@@ -2842,7 +2930,7 @@
         </w:tblPrEx>
         <w:tc>
           <w:tcPr>
-            <w:tcW w:w="505" w:type="pct"/>
+            <w:tcW w:w="574" w:type="pct"/>
             <w:tcBorders>
               <w:top w:val="single" w:color="C4C7C5" w:sz="4" w:space="0"/>
               <w:left w:val="single" w:color="C4C7C5" w:sz="4" w:space="0"/>
@@ -2875,7 +2963,7 @@
         </w:tc>
         <w:tc>
           <w:tcPr>
-            <w:tcW w:w="483" w:type="pct"/>
+            <w:tcW w:w="416" w:type="pct"/>
             <w:tcBorders>
               <w:top w:val="single" w:color="C4C7C5" w:sz="4" w:space="0"/>
               <w:left w:val="single" w:color="C4C7C5" w:sz="4" w:space="0"/>
@@ -2907,7 +2995,7 @@
         </w:tc>
         <w:tc>
           <w:tcPr>
-            <w:tcW w:w="621" w:type="pct"/>
+            <w:tcW w:w="624" w:type="pct"/>
             <w:tcBorders>
               <w:top w:val="single" w:color="C4C7C5" w:sz="4" w:space="0"/>
               <w:left w:val="single" w:color="C4C7C5" w:sz="4" w:space="0"/>
@@ -2939,7 +3027,7 @@
         </w:tc>
         <w:tc>
           <w:tcPr>
-            <w:tcW w:w="3315" w:type="pct"/>
+            <w:tcW w:w="3384" w:type="pct"/>
             <w:tcBorders>
               <w:top w:val="single" w:color="C4C7C5" w:sz="4" w:space="0"/>
               <w:left w:val="single" w:color="C4C7C5" w:sz="4" w:space="0"/>
@@ -2971,12 +3059,6 @@
         </w:tc>
       </w:tr>
     </w:tbl>
-    <w:p/>
-    <w:p>
-      <w:r>
-        <w:t>........................................................................................................</w:t>
-      </w:r>
-    </w:p>
     <w:p>
       <w:pPr>
         <w:pStyle w:val="2"/>
@@ -2984,6 +3066,8 @@
       <w:r>
         <w:t>7. FIN / XMAS / NULL VÀ ACK SCAN</w:t>
       </w:r>
+      <w:bookmarkStart w:id="0" w:name="_GoBack"/>
+      <w:bookmarkEnd w:id="0"/>
     </w:p>
     <w:p>
       <w:r>
